--- a/src/documents/tests/fixtures/numbering-definition-recovery/override.docx
+++ b/src/documents/tests/fixtures/numbering-definition-recovery/override.docx
@@ -268,7 +268,7 @@
     <w:lvlOverride w:ilvl="0">
       <w:lvl w:ilvl="0">
         <w:start w:val="1"/>
-        <w:numFmt w:val="decimalEnclosedCircle"/>
+        <w:numFmt w:val="hebrew2"/>
         <w:lvlText w:val="%1"/>
         <w:lvlJc w:val="left"/>
       </w:lvl>

--- a/src/documents/tests/fixtures/numbering-definition-recovery/override.docx
+++ b/src/documents/tests/fixtures/numbering-definition-recovery/override.docx
@@ -268,7 +268,7 @@
     <w:lvlOverride w:ilvl="0">
       <w:lvl w:ilvl="0">
         <w:start w:val="1"/>
-        <w:numFmt w:val="hebrew2"/>
+        <w:numFmt w:val="thaiCounting"/>
         <w:lvlText w:val="%1"/>
         <w:lvlJc w:val="left"/>
       </w:lvl>
